--- a/docs/proposals/softbank-ultraman-caravan/SB様提示用_仮申請のご案内.docx
+++ b/docs/proposals/softbank-ultraman-caravan/SB様提示用_仮申請のご案内.docx
@@ -38,7 +38,7 @@
           <w:b w:val="0"/>
           <w:sz w:val="21"/>
         </w:rPr>
-        <w:t>イベントキット・ノベルティ等の制作物は、当社の申請システムによる「仮申請」をもって正式回答(制作可否)をいたします。品目ごとに以下の情報をご用意のうえ、ご申請ください。</w:t>
+        <w:t>イベントキット、ノベルティなどの制作物は、当社の申請システムで「仮申請」をいただき、制作の可否を回答します。品目ごとに下記の情報をご用意のうえ、お申し込みください。</w:t>
       </w:r>
     </w:p>
     <w:p>
@@ -80,7 +80,7 @@
                 <w:b/>
                 <w:sz w:val="19"/>
               </w:rPr>
-              <w:t>ステップ</w:t>
+              <w:t>手順</w:t>
             </w:r>
           </w:p>
         </w:tc>
@@ -114,7 +114,7 @@
                 <w:b/>
                 <w:sz w:val="19"/>
               </w:rPr>
-              <w:t>目安</w:t>
+              <w:t>時期</w:t>
             </w:r>
           </w:p>
         </w:tc>
@@ -148,7 +148,7 @@
                 <w:b w:val="0"/>
                 <w:sz w:val="19"/>
               </w:rPr>
-              <w:t>貴社ご担当者様の事前登録(貴社名・部署・担当者名を登録。申請通知はご登録の1名に届くため、窓口のご担当者を1名決めてください)</w:t>
+              <w:t>貴社ご担当者の事前登録(貴社名、部署、担当者名)。申請の通知は登録した1名に届くため、窓口のご担当者を1名お決めください</w:t>
             </w:r>
           </w:p>
         </w:tc>
@@ -164,7 +164,7 @@
                 <w:b w:val="0"/>
                 <w:sz w:val="19"/>
               </w:rPr>
-              <w:t>契約締結後すぐ</w:t>
+              <w:t>契約締結後</w:t>
             </w:r>
           </w:p>
         </w:tc>
@@ -198,7 +198,7 @@
                 <w:b w:val="0"/>
                 <w:sz w:val="19"/>
               </w:rPr>
-              <w:t>品目ごとに仮申請を登録(下記の入力項目)</w:t>
+              <w:t>品目ごとに仮申請を登録(入力項目は下記)</w:t>
             </w:r>
           </w:p>
         </w:tc>
@@ -214,7 +214,7 @@
                 <w:b w:val="0"/>
                 <w:sz w:val="19"/>
               </w:rPr>
-              <w:t>品目確定の都度</w:t>
+              <w:t>品目が決まり次第</w:t>
             </w:r>
           </w:p>
         </w:tc>
@@ -248,7 +248,7 @@
                 <w:b w:val="0"/>
                 <w:sz w:val="19"/>
               </w:rPr>
-              <w:t>当社にて権利確認(約1週間)→制作可否のご回答</w:t>
+              <w:t>当社で権利を確認し、制作可否を回答</w:t>
             </w:r>
           </w:p>
         </w:tc>
@@ -298,7 +298,7 @@
                 <w:b w:val="0"/>
                 <w:sz w:val="19"/>
               </w:rPr>
-              <w:t>デザインデータのご提出→当社監修→製造</w:t>
+              <w:t>デザインデータのご提出、当社監修、製造</w:t>
             </w:r>
           </w:p>
         </w:tc>
@@ -314,7 +314,7 @@
                 <w:b w:val="0"/>
                 <w:sz w:val="19"/>
               </w:rPr>
-              <w:t>監修は別途ご案内のリードタイム</w:t>
+              <w:t>監修は5営業日</w:t>
             </w:r>
           </w:p>
         </w:tc>
@@ -376,7 +376,7 @@
                 <w:b/>
                 <w:sz w:val="19"/>
               </w:rPr>
-              <w:t>ご記入内容</w:t>
+              <w:t>記入内容</w:t>
             </w:r>
           </w:p>
         </w:tc>
@@ -410,7 +410,7 @@
                 <w:b w:val="0"/>
                 <w:sz w:val="19"/>
               </w:rPr>
-              <w:t>販売物でないことが分かるよう「ノベルティ ○○」と記載(例:ノベルティ マグカップ)。店舗装飾物は「店舗備品 バックバナー」等</w:t>
+              <w:t>販売物でないことが分かるように「ノベルティ ○○」と記載(例:ノベルティ マグカップ)。会場装飾は「店舗備品 バックバナー」など</w:t>
             </w:r>
           </w:p>
         </w:tc>
@@ -444,7 +444,7 @@
                 <w:b w:val="0"/>
                 <w:sz w:val="19"/>
               </w:rPr>
-              <w:t>使用するキャラクター名(キャンペーンビジュアル使用の場合は「集合ビジュアル」等)</w:t>
+              <w:t>使用するキャラクター名。キャンペーンビジュアルを使う場合は「集合ビジュアル」など</w:t>
             </w:r>
           </w:p>
         </w:tc>
@@ -478,7 +478,7 @@
                 <w:b w:val="0"/>
                 <w:sz w:val="19"/>
               </w:rPr>
-              <w:t>ノベルティ(配布物):1〜16の商品カテゴリーから選択(例:7 文具、8 雑貨、9 生活雑貨)/店舗用装飾物(バックバナー・カットアウト等):「20 店舗備品等」を選択</w:t>
+              <w:t>ノベルティ(配布物)は1〜16の商品カテゴリーから選択(例:7 文具、8 雑貨、9 生活雑貨)。会場装飾(バックバナー、カットアウトなど)は「20 店舗備品等」</w:t>
             </w:r>
           </w:p>
         </w:tc>
@@ -512,7 +512,7 @@
                 <w:b w:val="0"/>
                 <w:sz w:val="19"/>
               </w:rPr>
-              <w:t>販売物ではないため、予定製造原価の単価を記載(おおよその目安で可)</w:t>
+              <w:t>販売物ではないため、予定している製造原価の単価を記載(おおよその金額で結構です)</w:t>
             </w:r>
           </w:p>
         </w:tc>
@@ -546,7 +546,7 @@
                 <w:b w:val="0"/>
                 <w:sz w:val="19"/>
               </w:rPr>
-              <w:t>品目内のバリエーション数(柄違い等)</w:t>
+              <w:t>品目内のバリエーション数(柄違いなど)</w:t>
             </w:r>
           </w:p>
         </w:tc>
@@ -614,7 +614,7 @@
                 <w:b w:val="0"/>
                 <w:sz w:val="19"/>
               </w:rPr>
-              <w:t>「1/1=100%」のまま変更不要</w:t>
+              <w:t>「1/1=100%」のまま</w:t>
             </w:r>
           </w:p>
         </w:tc>
@@ -648,7 +648,7 @@
                 <w:b w:val="0"/>
                 <w:sz w:val="19"/>
               </w:rPr>
-              <w:t>配布開始予定日・製造開始の希望月</w:t>
+              <w:t>配布開始の予定日と製造開始の希望月</w:t>
             </w:r>
           </w:p>
         </w:tc>
@@ -682,7 +682,7 @@
                 <w:b w:val="0"/>
                 <w:sz w:val="19"/>
               </w:rPr>
-              <w:t>任意入力(分かる範囲で)</w:t>
+              <w:t>分かる範囲で</w:t>
             </w:r>
           </w:p>
         </w:tc>
@@ -750,7 +750,7 @@
                 <w:b w:val="0"/>
                 <w:sz w:val="19"/>
               </w:rPr>
-              <w:t>商品イメージ(JPEG・2MBまで)※この画像では監修は行いません。監修用データは別途ご提出ください</w:t>
+              <w:t>商品イメージ(JPEG、2MBまで)。この画像では監修は行いません。監修用のデータは別途ご提出ください</w:t>
             </w:r>
           </w:p>
         </w:tc>
@@ -784,7 +784,7 @@
                 <w:b w:val="0"/>
                 <w:sz w:val="19"/>
               </w:rPr>
-              <w:t>「イベント」にチェック(店頭配布の場合は「量販」「専門店」等も該当すれば選択)</w:t>
+              <w:t>「イベント」にチェック。店頭で配布する場合は「量販」「専門店」なども該当すれば選択</w:t>
             </w:r>
           </w:p>
         </w:tc>
@@ -852,7 +852,7 @@
                 <w:b w:val="0"/>
                 <w:sz w:val="19"/>
               </w:rPr>
-              <w:t>配布条件・会場・キャンペーン名等の補足</w:t>
+              <w:t>配布条件、会場、キャンペーン名などの補足</w:t>
             </w:r>
           </w:p>
         </w:tc>
@@ -870,7 +870,7 @@
           <w:color w:val="232278"/>
           <w:sz w:val="26"/>
         </w:rPr>
-        <w:t>3. ご記入時の留意点</w:t>
+        <w:t>3. 記入時のお願い</w:t>
       </w:r>
     </w:p>
     <w:p>
@@ -883,7 +883,7 @@
           <w:b w:val="0"/>
           <w:sz w:val="21"/>
         </w:rPr>
-        <w:t>ノベルティは「配布物」、バックバナー等の会場装飾は「店舗備品」として区別してご申請ください(いずれも作成許諾の対象です)</w:t>
+        <w:t>ノベルティは「配布物」、バックバナーなどの会場装飾は「店舗備品」として分けて申請してください(どちらも作成許諾の対象です)</w:t>
       </w:r>
     </w:p>
     <w:p>
@@ -896,7 +896,7 @@
           <w:b w:val="0"/>
           <w:sz w:val="21"/>
         </w:rPr>
-        <w:t>製造原価単価と予定数量は、作成許諾ロイヤリティ(作成費用の20%)の算定基礎となります。確定後の変更は企画通信欄または再申請でご連絡ください</w:t>
+        <w:t>製造原価の単価と予定数量は、作成許諾ロイヤリティ(作成費用の20%)の計算のもとになります。確定後に変わった場合は企画通信欄または再申請でお知らせください</w:t>
       </w:r>
     </w:p>
     <w:p>
@@ -909,7 +909,7 @@
           <w:b w:val="0"/>
           <w:sz w:val="21"/>
         </w:rPr>
-        <w:t>カテゴリー制限:お子様向け玩具(フィギュア・ソフビ等)・菓子類・ランチボックス等は制作できません。タオルは一般仕様(ループタオル・ミニタオルを除く)でお願いします</w:t>
+        <w:t>制作できない品目があります(お子様向け玩具、菓子類、ランチボックスなど)。タオルは一般的な仕様でお願いします(ループタオル、ミニタオルは除く)</w:t>
       </w:r>
     </w:p>
     <w:p>
@@ -922,7 +922,7 @@
           <w:b w:val="0"/>
           <w:sz w:val="21"/>
         </w:rPr>
-        <w:t>キャンペーン名称・キービジュアルの確定後にご申請いただくと、権利確認がスムーズです</w:t>
+        <w:t>キャンペーン名称とキービジュアルが決まってから申請いただくと、権利確認が早く進みます</w:t>
       </w:r>
     </w:p>
     <w:p>

--- a/docs/proposals/softbank-ultraman-caravan/SB様提示用_仮申請のご案内.docx
+++ b/docs/proposals/softbank-ultraman-caravan/SB様提示用_仮申請のご案内.docx
@@ -264,7 +264,7 @@
                 <w:b w:val="0"/>
                 <w:sz w:val="19"/>
               </w:rPr>
-              <w:t>申請から約1週間</w:t>
+              <w:t>申請から約15営業日</w:t>
             </w:r>
           </w:p>
         </w:tc>
@@ -927,6 +927,32 @@
     </w:p>
     <w:p>
       <w:pPr>
+        <w:pStyle w:val="ListBullet"/>
+      </w:pPr>
+      <w:r>
+        <w:rPr>
+          <w:rFonts w:ascii="Meiryo" w:hAnsi="Meiryo" w:eastAsia="Meiryo"/>
+          <w:b w:val="0"/>
+          <w:sz w:val="21"/>
+        </w:rPr>
+        <w:t>回答に約15営業日かかるため、春節前の量産(1月末まで)に間に合わせるには11月上旬までの申請をお願いします</w:t>
+      </w:r>
+    </w:p>
+    <w:p>
+      <w:pPr>
+        <w:pStyle w:val="ListBullet"/>
+      </w:pPr>
+      <w:r>
+        <w:rPr>
+          <w:rFonts w:ascii="Meiryo" w:hAnsi="Meiryo" w:eastAsia="Meiryo"/>
+          <w:b w:val="0"/>
+          <w:sz w:val="21"/>
+        </w:rPr>
+        <w:t>他社キャラクターとの混在はできません(貴社キャラクター〔おとうさん犬など〕は可。同一盤面でのデザイン混在は個別にご相談ください)</w:t>
+      </w:r>
+    </w:p>
+    <w:p>
+      <w:pPr>
         <w:spacing w:after="80"/>
       </w:pPr>
       <w:r>
